--- a/Lab1/实验一+多语言版本Hello+World.docx
+++ b/Lab1/实验一+多语言版本Hello+World.docx
@@ -49,33 +49,13 @@
           <w:sz w:val="32"/>
           <w:u w:val="double"/>
         </w:rPr>
-        <w:t>Android移动应用开发</w:t>
+        <w:t>Android移动应用开发 实验报告</w:t>
       </w:r>
       <w:r>
         <w:rPr>
           <w:rFonts w:ascii="宋体" w:hAnsi="宋体" w:hint="eastAsia"/>
           <w:b/>
           <w:bCs/>
-          <w:sz w:val="32"/>
-          <w:u w:val="double"/>
-        </w:rPr>
-        <w:t xml:space="preserve"> </w:t>
-      </w:r>
-      <w:r>
-        <w:rPr>
-          <w:rFonts w:ascii="宋体" w:hAnsi="宋体" w:hint="eastAsia"/>
-          <w:b/>
-          <w:bCs/>
-          <w:sz w:val="32"/>
-          <w:u w:val="double"/>
-        </w:rPr>
-        <w:t>实验报告</w:t>
-      </w:r>
-      <w:r>
-        <w:rPr>
-          <w:rFonts w:ascii="宋体" w:hAnsi="宋体" w:hint="eastAsia"/>
-          <w:b/>
-          <w:bCs/>
         </w:rPr>
         <w:t xml:space="preserve"> </w:t>
       </w:r>
@@ -84,7 +64,7 @@
           <w:rFonts w:ascii="宋体" w:hAnsi="宋体"/>
           <w:u w:val="single"/>
         </w:rPr>
-        <w:t xml:space="preserve">     </w:t>
+        <w:t xml:space="preserve">2026 </w:t>
       </w:r>
       <w:r>
         <w:rPr>
@@ -106,7 +86,7 @@
           <w:bCs/>
           <w:u w:val="single"/>
         </w:rPr>
-        <w:t xml:space="preserve"> </w:t>
+        <w:t xml:space="preserve">9 </w:t>
       </w:r>
       <w:r>
         <w:rPr>
@@ -121,7 +101,7 @@
           <w:bCs/>
           <w:u w:val="single"/>
         </w:rPr>
-        <w:t xml:space="preserve">  </w:t>
+        <w:t xml:space="preserve">18 </w:t>
       </w:r>
       <w:r>
         <w:rPr>
@@ -153,15 +133,7 @@
           <w:b/>
           <w:u w:val="single"/>
         </w:rPr>
-        <w:t>计算机科学学</w:t>
-      </w:r>
-      <w:r>
-        <w:rPr>
-          <w:rFonts w:ascii="宋体" w:hAnsi="宋体" w:hint="eastAsia"/>
-          <w:b/>
-          <w:u w:val="single"/>
-        </w:rPr>
-        <w:t>院</w:t>
+        <w:t>计算机科学学院</w:t>
       </w:r>
       <w:r>
         <w:rPr>
@@ -221,21 +193,7 @@
           <w:rFonts w:hint="eastAsia"/>
           <w:u w:val="single"/>
         </w:rPr>
-        <w:t>多语言版本</w:t>
-      </w:r>
-      <w:r>
-        <w:rPr>
-          <w:rFonts w:hint="eastAsia"/>
-          <w:u w:val="single"/>
-        </w:rPr>
-        <w:t>Hello World</w:t>
-      </w:r>
-      <w:r>
-        <w:rPr>
-          <w:rFonts w:hint="eastAsia"/>
-          <w:u w:val="single"/>
-        </w:rPr>
-        <w:t xml:space="preserve">  </w:t>
+        <w:t xml:space="preserve">多语言版本Hello World  </w:t>
       </w:r>
       <w:r>
         <w:rPr>
@@ -272,94 +230,20 @@
         <w:rPr>
           <w:rFonts w:ascii="宋体" w:hAnsi="宋体" w:hint="eastAsia"/>
         </w:rPr>
-        <w:t>姓名：</w:t>
-      </w:r>
-      <w:r>
-        <w:rPr>
-          <w:rFonts w:ascii="宋体" w:hAnsi="宋体" w:hint="eastAsia"/>
-        </w:rPr>
-        <w:t>_________</w:t>
-      </w:r>
-      <w:r>
-        <w:rPr>
-          <w:rFonts w:ascii="宋体" w:hAnsi="宋体" w:hint="eastAsia"/>
-        </w:rPr>
-        <w:t xml:space="preserve">  </w:t>
-      </w:r>
-      <w:r>
-        <w:rPr>
-          <w:rFonts w:ascii="宋体" w:hAnsi="宋体" w:hint="eastAsia"/>
-        </w:rPr>
-        <w:t xml:space="preserve">    </w:t>
-      </w:r>
-      <w:r>
-        <w:rPr>
-          <w:rFonts w:ascii="宋体" w:hAnsi="宋体" w:hint="eastAsia"/>
-        </w:rPr>
-        <w:t>学号：</w:t>
-      </w:r>
-      <w:r>
-        <w:rPr>
-          <w:rFonts w:ascii="宋体" w:hAnsi="宋体" w:hint="eastAsia"/>
-        </w:rPr>
-        <w:t xml:space="preserve">__________    </w:t>
-      </w:r>
-      <w:r>
-        <w:rPr>
-          <w:rFonts w:ascii="宋体" w:hAnsi="宋体" w:hint="eastAsia"/>
-        </w:rPr>
-        <w:t xml:space="preserve"> </w:t>
-      </w:r>
-      <w:r>
-        <w:rPr>
-          <w:rFonts w:ascii="宋体" w:hAnsi="宋体" w:hint="eastAsia"/>
-        </w:rPr>
-        <w:t>指导老师：</w:t>
+        <w:t>姓名：朱俊宇      学号：2023080544     指导老师：</w:t>
       </w:r>
       <w:r>
         <w:rPr>
           <w:rFonts w:ascii="宋体" w:hAnsi="宋体" w:hint="eastAsia"/>
           <w:u w:val="single"/>
         </w:rPr>
-        <w:t>_</w:t>
-      </w:r>
-      <w:r>
-        <w:rPr>
-          <w:rFonts w:ascii="宋体" w:hAnsi="宋体" w:hint="eastAsia"/>
-          <w:u w:val="single"/>
-        </w:rPr>
-        <w:t>李贵洋</w:t>
-      </w:r>
-      <w:r>
-        <w:rPr>
-          <w:rFonts w:ascii="宋体" w:hAnsi="宋体" w:hint="eastAsia"/>
-          <w:u w:val="single"/>
-        </w:rPr>
-        <w:t>_</w:t>
-      </w:r>
-      <w:r>
-        <w:rPr>
-          <w:rFonts w:ascii="宋体" w:hAnsi="宋体" w:hint="eastAsia"/>
-        </w:rPr>
-        <w:t xml:space="preserve">   </w:t>
-      </w:r>
-      <w:r>
-        <w:rPr>
-          <w:rFonts w:ascii="宋体" w:hAnsi="宋体" w:hint="eastAsia"/>
-        </w:rPr>
-        <w:t xml:space="preserve">  </w:t>
-      </w:r>
-      <w:r>
-        <w:rPr>
-          <w:rFonts w:ascii="宋体" w:hAnsi="宋体" w:hint="eastAsia"/>
-        </w:rPr>
-        <w:t>实验成绩</w:t>
-      </w:r>
-      <w:r>
-        <w:rPr>
-          <w:rFonts w:ascii="宋体" w:hAnsi="宋体" w:hint="eastAsia"/>
-        </w:rPr>
-        <w:t>:_____</w:t>
+        <w:t>_李贵洋_</w:t>
+      </w:r>
+      <w:r>
+        <w:rPr>
+          <w:rFonts w:ascii="宋体" w:hAnsi="宋体" w:hint="eastAsia"/>
+        </w:rPr>
+        <w:t xml:space="preserve">     实验成绩:_____</w:t>
       </w:r>
       <w:r>
         <w:rPr>
@@ -482,74 +366,22 @@
           <w:sz w:val="28"/>
           <w:szCs w:val="28"/>
         </w:rPr>
-        <w:t>实验</w:t>
-      </w:r>
-      <w:r>
-        <w:rPr>
-          <w:rFonts w:hint="eastAsia"/>
+        <w:t>实验一  多语言版本Hello World</w:t>
+      </w:r>
+    </w:p>
+    <w:p>
+      <w:pPr>
+        <w:jc w:val="left"/>
+        <w:rPr>
           <w:b/>
-          <w:sz w:val="28"/>
-          <w:szCs w:val="28"/>
-        </w:rPr>
-        <w:t>一</w:t>
-      </w:r>
+        </w:rPr>
+      </w:pPr>
       <w:r>
         <w:rPr>
           <w:rFonts w:hint="eastAsia"/>
           <w:b/>
-          <w:sz w:val="28"/>
-          <w:szCs w:val="28"/>
-        </w:rPr>
-        <w:t xml:space="preserve">  </w:t>
-      </w:r>
-      <w:r>
-        <w:rPr>
-          <w:rFonts w:hint="eastAsia"/>
-          <w:b/>
-          <w:sz w:val="28"/>
-          <w:szCs w:val="28"/>
-        </w:rPr>
-        <w:t>多语言版本</w:t>
-      </w:r>
-      <w:r>
-        <w:rPr>
-          <w:rFonts w:hint="eastAsia"/>
-          <w:b/>
-          <w:sz w:val="28"/>
-          <w:szCs w:val="28"/>
-        </w:rPr>
-        <w:t>Hello World</w:t>
-      </w:r>
-    </w:p>
-    <w:p>
-      <w:pPr>
-        <w:jc w:val="left"/>
-        <w:rPr>
-          <w:b/>
-        </w:rPr>
-      </w:pPr>
-      <w:proofErr w:type="spellStart"/>
-      <w:r>
-        <w:rPr>
-          <w:rFonts w:hint="eastAsia"/>
-          <w:b/>
-        </w:rPr>
-        <w:t>Gitee</w:t>
-      </w:r>
-      <w:proofErr w:type="spellEnd"/>
-      <w:r>
-        <w:rPr>
-          <w:rFonts w:hint="eastAsia"/>
-          <w:b/>
-        </w:rPr>
-        <w:t>网址：</w:t>
-      </w:r>
-      <w:r>
-        <w:rPr>
-          <w:rFonts w:hint="eastAsia"/>
-          <w:b/>
-        </w:rPr>
-        <w:t>_____________________________________________</w:t>
+        </w:rPr>
+        <w:t>项目网址：https://github.com/zjy2968466837/Android-Labs</w:t>
       </w:r>
     </w:p>
     <w:p>
@@ -574,13 +406,7 @@
         <w:rPr>
           <w:rFonts w:hint="eastAsia"/>
         </w:rPr>
-        <w:t>1</w:t>
-      </w:r>
-      <w:r>
-        <w:rPr>
-          <w:rFonts w:hint="eastAsia"/>
-        </w:rPr>
-        <w:t>、实验目的</w:t>
+        <w:t>1、实验目的</w:t>
       </w:r>
     </w:p>
     <w:p>
@@ -591,25 +417,7 @@
         <w:rPr>
           <w:rFonts w:hint="eastAsia"/>
         </w:rPr>
-        <w:t xml:space="preserve">(1) </w:t>
-      </w:r>
-      <w:r>
-        <w:rPr>
-          <w:rFonts w:hint="eastAsia"/>
-        </w:rPr>
-        <w:t>熟悉</w:t>
-      </w:r>
-      <w:r>
-        <w:rPr>
-          <w:rFonts w:hint="eastAsia"/>
-        </w:rPr>
-        <w:t>Android studio</w:t>
-      </w:r>
-      <w:r>
-        <w:rPr>
-          <w:rFonts w:hint="eastAsia"/>
-        </w:rPr>
-        <w:t>安装配置</w:t>
+        <w:t>(1) 熟悉Android studio安装配置</w:t>
       </w:r>
     </w:p>
     <w:p>
@@ -620,13 +428,7 @@
         <w:rPr>
           <w:rFonts w:hint="eastAsia"/>
         </w:rPr>
-        <w:t xml:space="preserve">(2) </w:t>
-      </w:r>
-      <w:r>
-        <w:rPr>
-          <w:rFonts w:hint="eastAsia"/>
-        </w:rPr>
-        <w:t>搭建环境以及开发第一个应用程序</w:t>
+        <w:t>(2) 搭建环境以及开发第一个应用程序</w:t>
       </w:r>
     </w:p>
     <w:p>
@@ -637,13 +439,7 @@
         <w:rPr>
           <w:rFonts w:hint="eastAsia"/>
         </w:rPr>
-        <w:t>2</w:t>
-      </w:r>
-      <w:r>
-        <w:rPr>
-          <w:rFonts w:hint="eastAsia"/>
-        </w:rPr>
-        <w:t>、实验要求</w:t>
+        <w:t>2、实验要求</w:t>
       </w:r>
     </w:p>
     <w:p>
@@ -654,13 +450,7 @@
         <w:rPr>
           <w:rFonts w:hint="eastAsia"/>
         </w:rPr>
-        <w:t xml:space="preserve">(1) </w:t>
-      </w:r>
-      <w:r>
-        <w:rPr>
-          <w:rFonts w:hint="eastAsia"/>
-        </w:rPr>
-        <w:t>认真填写实验报告，要求附加部分运行界面和主要代码；</w:t>
+        <w:t>(1) 认真填写实验报告，要求附加部分运行界面和主要代码；</w:t>
       </w:r>
     </w:p>
     <w:p>
@@ -671,13 +461,7 @@
         <w:rPr>
           <w:rFonts w:hint="eastAsia"/>
         </w:rPr>
-        <w:t xml:space="preserve">(2) </w:t>
-      </w:r>
-      <w:r>
-        <w:rPr>
-          <w:rFonts w:hint="eastAsia"/>
-        </w:rPr>
-        <w:t>对设计好的程序，检查输出是否符合预期，如有错请分析错误原因并解决；</w:t>
+        <w:t>(2) 对设计好的程序，检查输出是否符合预期，如有错请分析错误原因并解决；</w:t>
       </w:r>
     </w:p>
     <w:p/>
@@ -704,63 +488,7 @@
         <w:rPr>
           <w:rFonts w:hint="eastAsia"/>
         </w:rPr>
-        <w:t>搭建</w:t>
-      </w:r>
-      <w:r>
-        <w:rPr>
-          <w:rFonts w:hint="eastAsia"/>
-        </w:rPr>
-        <w:t>Android studio</w:t>
-      </w:r>
-      <w:r>
-        <w:rPr>
-          <w:rFonts w:hint="eastAsia"/>
-        </w:rPr>
-        <w:t>开发环境，参考课程教学视频，完成基于多语言版本纯代码交互式</w:t>
-      </w:r>
-      <w:r>
-        <w:rPr>
-          <w:rFonts w:hint="eastAsia"/>
-        </w:rPr>
-        <w:t>Hello World App</w:t>
-      </w:r>
-      <w:r>
-        <w:rPr>
-          <w:rFonts w:hint="eastAsia"/>
-        </w:rPr>
-        <w:t>，在手机模拟器上运行该</w:t>
-      </w:r>
-      <w:r>
-        <w:rPr>
-          <w:rFonts w:hint="eastAsia"/>
-        </w:rPr>
-        <w:t>APP</w:t>
-      </w:r>
-      <w:r>
-        <w:rPr>
-          <w:rFonts w:hint="eastAsia"/>
-        </w:rPr>
-        <w:t>，使用</w:t>
-      </w:r>
-      <w:proofErr w:type="spellStart"/>
-      <w:r>
-        <w:rPr>
-          <w:rFonts w:hint="eastAsia"/>
-        </w:rPr>
-        <w:t>adb</w:t>
-      </w:r>
-      <w:proofErr w:type="spellEnd"/>
-      <w:r>
-        <w:rPr>
-          <w:rFonts w:hint="eastAsia"/>
-        </w:rPr>
-        <w:t xml:space="preserve"> shell</w:t>
-      </w:r>
-      <w:r>
-        <w:rPr>
-          <w:rFonts w:hint="eastAsia"/>
-        </w:rPr>
-        <w:t>进入手机模拟器显示根目录，具体要求：</w:t>
+        <w:t>搭建Android studio开发环境，参考课程教学视频，完成基于多语言版本纯代码交互式Hello World App，在手机模拟器上运行该APP，使用adb shell进入手机模拟器显示根目录，具体要求：</w:t>
       </w:r>
     </w:p>
     <w:p>
@@ -772,25 +500,7 @@
         <w:rPr>
           <w:rFonts w:hint="eastAsia"/>
         </w:rPr>
-        <w:t xml:space="preserve">(1) </w:t>
-      </w:r>
-      <w:r>
-        <w:rPr>
-          <w:rFonts w:hint="eastAsia"/>
-        </w:rPr>
-        <w:t>搭建</w:t>
-      </w:r>
-      <w:r>
-        <w:rPr>
-          <w:rFonts w:hint="eastAsia"/>
-        </w:rPr>
-        <w:t>Android</w:t>
-      </w:r>
-      <w:r>
-        <w:rPr>
-          <w:rFonts w:hint="eastAsia"/>
-        </w:rPr>
-        <w:t>开发环境</w:t>
+        <w:t>(1) 搭建Android开发环境</w:t>
       </w:r>
     </w:p>
     <w:p>
@@ -802,25 +512,7 @@
         <w:rPr>
           <w:rFonts w:hint="eastAsia"/>
         </w:rPr>
-        <w:t xml:space="preserve">a) </w:t>
-      </w:r>
-      <w:r>
-        <w:rPr>
-          <w:rFonts w:hint="eastAsia"/>
-        </w:rPr>
-        <w:t>安装</w:t>
-      </w:r>
-      <w:r>
-        <w:rPr>
-          <w:rFonts w:hint="eastAsia"/>
-        </w:rPr>
-        <w:t>JDK</w:t>
-      </w:r>
-      <w:r>
-        <w:rPr>
-          <w:rFonts w:hint="eastAsia"/>
-        </w:rPr>
-        <w:t>；</w:t>
+        <w:t>a) 安装JDK；</w:t>
       </w:r>
     </w:p>
     <w:p>
@@ -832,25 +524,7 @@
         <w:rPr>
           <w:rFonts w:hint="eastAsia"/>
         </w:rPr>
-        <w:t xml:space="preserve">b) </w:t>
-      </w:r>
-      <w:r>
-        <w:rPr>
-          <w:rFonts w:hint="eastAsia"/>
-        </w:rPr>
-        <w:t>安装</w:t>
-      </w:r>
-      <w:r>
-        <w:rPr>
-          <w:rFonts w:hint="eastAsia"/>
-        </w:rPr>
-        <w:t>Android Studio</w:t>
-      </w:r>
-      <w:r>
-        <w:rPr>
-          <w:rFonts w:hint="eastAsia"/>
-        </w:rPr>
-        <w:t>；</w:t>
+        <w:t>b) 安装Android Studio；</w:t>
       </w:r>
     </w:p>
     <w:p>
@@ -862,25 +536,7 @@
         <w:rPr>
           <w:rFonts w:hint="eastAsia"/>
         </w:rPr>
-        <w:t xml:space="preserve">(2) </w:t>
-      </w:r>
-      <w:r>
-        <w:rPr>
-          <w:rFonts w:hint="eastAsia"/>
-        </w:rPr>
-        <w:t>支持三种语言版本的交互式</w:t>
-      </w:r>
-      <w:r>
-        <w:rPr>
-          <w:rFonts w:hint="eastAsia"/>
-        </w:rPr>
-        <w:t>Hello World</w:t>
-      </w:r>
-      <w:r>
-        <w:rPr>
-          <w:rFonts w:hint="eastAsia"/>
-        </w:rPr>
-        <w:t>；</w:t>
+        <w:t>(2) 支持三种语言版本的交互式Hello World；</w:t>
       </w:r>
     </w:p>
     <w:p>
@@ -892,25 +548,7 @@
         <w:rPr>
           <w:rFonts w:hint="eastAsia"/>
         </w:rPr>
-        <w:t xml:space="preserve">a) </w:t>
-      </w:r>
-      <w:r>
-        <w:rPr>
-          <w:rFonts w:hint="eastAsia"/>
-        </w:rPr>
-        <w:t>自己下载第</w:t>
-      </w:r>
-      <w:r>
-        <w:rPr>
-          <w:rFonts w:hint="eastAsia"/>
-        </w:rPr>
-        <w:t>3</w:t>
-      </w:r>
-      <w:r>
-        <w:rPr>
-          <w:rFonts w:hint="eastAsia"/>
-        </w:rPr>
-        <w:t>种语言的国旗图片资源；</w:t>
+        <w:t>a) 自己下载第3种语言的国旗图片资源；</w:t>
       </w:r>
     </w:p>
     <w:p>
@@ -922,55 +560,7 @@
         <w:rPr>
           <w:rFonts w:hint="eastAsia"/>
         </w:rPr>
-        <w:t xml:space="preserve">b) </w:t>
-      </w:r>
-      <w:r>
-        <w:rPr>
-          <w:rFonts w:hint="eastAsia"/>
-        </w:rPr>
-        <w:t>改变安装在</w:t>
-      </w:r>
-      <w:r>
-        <w:rPr>
-          <w:rFonts w:hint="eastAsia"/>
-        </w:rPr>
-        <w:t>Android</w:t>
-      </w:r>
-      <w:r>
-        <w:rPr>
-          <w:rFonts w:hint="eastAsia"/>
-        </w:rPr>
-        <w:t>上的</w:t>
-      </w:r>
-      <w:r>
-        <w:rPr>
-          <w:rFonts w:hint="eastAsia"/>
-        </w:rPr>
-        <w:t>APP</w:t>
-      </w:r>
-      <w:r>
-        <w:rPr>
-          <w:rFonts w:hint="eastAsia"/>
-        </w:rPr>
-        <w:t>图标；</w:t>
-      </w:r>
-      <w:r>
-        <w:rPr>
-          <w:rFonts w:hint="eastAsia"/>
-        </w:rPr>
-        <w:t>(</w:t>
-      </w:r>
-      <w:r>
-        <w:rPr>
-          <w:rFonts w:hint="eastAsia"/>
-        </w:rPr>
-        <w:t>参考</w:t>
-      </w:r>
-      <w:r>
-        <w:rPr>
-          <w:rFonts w:hint="eastAsia"/>
-        </w:rPr>
-        <w:t>:https://developer.android.google.cn/codelabs/basic-android-kotlin-compose-training-change-app-icon?hl=zh-cn#0)</w:t>
+        <w:t>b) 改变安装在Android上的APP图标；(参考:https://developer.android.google.cn/codelabs/basic-android-kotlin-compose-training-change-app-icon?hl=zh-cn#0)</w:t>
       </w:r>
     </w:p>
     <w:p>
@@ -982,31 +572,7 @@
         <w:rPr>
           <w:rFonts w:hint="eastAsia"/>
         </w:rPr>
-        <w:t xml:space="preserve">(3) </w:t>
-      </w:r>
-      <w:r>
-        <w:rPr>
-          <w:rFonts w:hint="eastAsia"/>
-        </w:rPr>
-        <w:t>不采用布局文件，而是将界面部分改为纯代码实现（</w:t>
-      </w:r>
-      <w:r>
-        <w:rPr>
-          <w:rFonts w:hint="eastAsia"/>
-        </w:rPr>
-        <w:t>pure code</w:t>
-      </w:r>
-      <w:r>
-        <w:rPr>
-          <w:rFonts w:hint="eastAsia"/>
-        </w:rPr>
-        <w:t>）；</w:t>
-      </w:r>
-      <w:r>
-        <w:rPr>
-          <w:rFonts w:hint="eastAsia"/>
-        </w:rPr>
-        <w:t xml:space="preserve"> </w:t>
+        <w:t xml:space="preserve">(3) 不采用布局文件，而是将界面部分改为纯代码实现（pure code）； </w:t>
       </w:r>
     </w:p>
     <w:p>
@@ -1018,39 +584,7 @@
         <w:rPr>
           <w:rFonts w:hint="eastAsia"/>
         </w:rPr>
-        <w:t xml:space="preserve">(4) </w:t>
-      </w:r>
-      <w:r>
-        <w:rPr>
-          <w:rFonts w:hint="eastAsia"/>
-        </w:rPr>
-        <w:t>使用</w:t>
-      </w:r>
-      <w:proofErr w:type="spellStart"/>
-      <w:r>
-        <w:rPr>
-          <w:rFonts w:hint="eastAsia"/>
-        </w:rPr>
-        <w:t>adb</w:t>
-      </w:r>
-      <w:proofErr w:type="spellEnd"/>
-      <w:r>
-        <w:rPr>
-          <w:rFonts w:hint="eastAsia"/>
-        </w:rPr>
-        <w:t>调试</w:t>
-      </w:r>
-      <w:r>
-        <w:rPr>
-          <w:rFonts w:hint="eastAsia"/>
-        </w:rPr>
-        <w:t>APP</w:t>
-      </w:r>
-      <w:r>
-        <w:rPr>
-          <w:rFonts w:hint="eastAsia"/>
-        </w:rPr>
-        <w:t>；</w:t>
+        <w:t>(4) 使用adb调试APP；</w:t>
       </w:r>
     </w:p>
     <w:p>
@@ -1062,39 +596,7 @@
         <w:rPr>
           <w:rFonts w:hint="eastAsia"/>
         </w:rPr>
-        <w:t xml:space="preserve">a) </w:t>
-      </w:r>
-      <w:proofErr w:type="spellStart"/>
-      <w:r>
-        <w:rPr>
-          <w:rFonts w:hint="eastAsia"/>
-        </w:rPr>
-        <w:t>adb</w:t>
-      </w:r>
-      <w:proofErr w:type="spellEnd"/>
-      <w:r>
-        <w:rPr>
-          <w:rFonts w:hint="eastAsia"/>
-        </w:rPr>
-        <w:t xml:space="preserve"> shell</w:t>
-      </w:r>
-      <w:r>
-        <w:rPr>
-          <w:rFonts w:hint="eastAsia"/>
-        </w:rPr>
-        <w:t>安装并启动自己的</w:t>
-      </w:r>
-      <w:r>
-        <w:rPr>
-          <w:rFonts w:hint="eastAsia"/>
-        </w:rPr>
-        <w:t>APP</w:t>
-      </w:r>
-      <w:r>
-        <w:rPr>
-          <w:rFonts w:hint="eastAsia"/>
-        </w:rPr>
-        <w:t>；</w:t>
+        <w:t>a) adb shell安装并启动自己的APP；</w:t>
       </w:r>
     </w:p>
     <w:p>
@@ -1106,27 +608,7 @@
         <w:rPr>
           <w:rFonts w:hint="eastAsia"/>
         </w:rPr>
-        <w:t xml:space="preserve">b) </w:t>
-      </w:r>
-      <w:proofErr w:type="spellStart"/>
-      <w:r>
-        <w:rPr>
-          <w:rFonts w:hint="eastAsia"/>
-        </w:rPr>
-        <w:t>adb</w:t>
-      </w:r>
-      <w:proofErr w:type="spellEnd"/>
-      <w:r>
-        <w:rPr>
-          <w:rFonts w:hint="eastAsia"/>
-        </w:rPr>
-        <w:t xml:space="preserve"> shell</w:t>
-      </w:r>
-      <w:r>
-        <w:rPr>
-          <w:rFonts w:hint="eastAsia"/>
-        </w:rPr>
-        <w:t>模拟触摸按钮；</w:t>
+        <w:t>b) adb shell模拟触摸按钮；</w:t>
       </w:r>
     </w:p>
     <w:p>
@@ -1138,28 +620,24 @@
         <w:rPr>
           <w:rFonts w:hint="eastAsia"/>
         </w:rPr>
-        <w:t xml:space="preserve">(5) </w:t>
-      </w:r>
-      <w:r>
-        <w:rPr>
-          <w:rFonts w:hint="eastAsia"/>
-        </w:rPr>
-        <w:t>将项目提交到</w:t>
-      </w:r>
-      <w:proofErr w:type="spellStart"/>
-      <w:r>
-        <w:rPr>
-          <w:rFonts w:hint="eastAsia"/>
-        </w:rPr>
-        <w:t>gitee</w:t>
-      </w:r>
-      <w:proofErr w:type="spellEnd"/>
-      <w:r>
-        <w:rPr>
-          <w:rFonts w:hint="eastAsia"/>
-        </w:rPr>
-        <w:t>上自己新建的项目里面；</w:t>
-      </w:r>
+        <w:t>(5) 将项目提交到gitee上自己新建的项目里面；(参考:https://liaoxuefeng.com/books/git/introduction/index.html)</w:t>
+      </w:r>
+    </w:p>
+    <w:p>
+      <w:pPr>
+        <w:ind w:leftChars="200" w:left="420"/>
+      </w:pPr>
+      <w:r>
+        <w:rPr>
+          <w:rFonts w:hint="eastAsia"/>
+        </w:rPr>
+        <w:t>提交要求：</w:t>
+      </w:r>
+    </w:p>
+    <w:p>
+      <w:pPr>
+        <w:ind w:leftChars="200" w:left="420"/>
+      </w:pPr>
       <w:r>
         <w:rPr>
           <w:rFonts w:hint="eastAsia"/>
@@ -1167,16 +645,22 @@
         <w:t>(</w:t>
       </w:r>
       <w:r>
-        <w:rPr>
-          <w:rFonts w:hint="eastAsia"/>
-        </w:rPr>
-        <w:t>参考</w:t>
-      </w:r>
-      <w:r>
-        <w:rPr>
-          <w:rFonts w:hint="eastAsia"/>
-        </w:rPr>
-        <w:t>:https://liaoxuefeng.com/books/git/introduction/index.html)</w:t>
+        <w:t>1</w:t>
+      </w:r>
+      <w:r>
+        <w:rPr>
+          <w:rFonts w:hint="eastAsia"/>
+        </w:rPr>
+        <w:t>)</w:t>
+      </w:r>
+      <w:r>
+        <w:t xml:space="preserve">  </w:t>
+      </w:r>
+      <w:r>
+        <w:rPr>
+          <w:rFonts w:hint="eastAsia"/>
+        </w:rPr>
+        <w:t>APP应用标题为自己的“姓名+学号”</w:t>
       </w:r>
     </w:p>
     <w:p>
@@ -1187,64 +671,6 @@
         <w:rPr>
           <w:rFonts w:hint="eastAsia"/>
         </w:rPr>
-        <w:t>提交要求：</w:t>
-      </w:r>
-    </w:p>
-    <w:p>
-      <w:pPr>
-        <w:ind w:leftChars="200" w:left="420"/>
-      </w:pPr>
-      <w:r>
-        <w:rPr>
-          <w:rFonts w:hint="eastAsia"/>
-        </w:rPr>
-        <w:t>(</w:t>
-      </w:r>
-      <w:r>
-        <w:t>1</w:t>
-      </w:r>
-      <w:r>
-        <w:rPr>
-          <w:rFonts w:hint="eastAsia"/>
-        </w:rPr>
-        <w:t>)</w:t>
-      </w:r>
-      <w:r>
-        <w:t xml:space="preserve">  </w:t>
-      </w:r>
-      <w:r>
-        <w:rPr>
-          <w:rFonts w:hint="eastAsia"/>
-        </w:rPr>
-        <w:t>APP</w:t>
-      </w:r>
-      <w:r>
-        <w:rPr>
-          <w:rFonts w:hint="eastAsia"/>
-        </w:rPr>
-        <w:t>应用标题为自己的“姓名</w:t>
-      </w:r>
-      <w:r>
-        <w:rPr>
-          <w:rFonts w:hint="eastAsia"/>
-        </w:rPr>
-        <w:t>+</w:t>
-      </w:r>
-      <w:r>
-        <w:rPr>
-          <w:rFonts w:hint="eastAsia"/>
-        </w:rPr>
-        <w:t>学号”</w:t>
-      </w:r>
-    </w:p>
-    <w:p>
-      <w:pPr>
-        <w:ind w:leftChars="200" w:left="420"/>
-      </w:pPr>
-      <w:r>
-        <w:rPr>
-          <w:rFonts w:hint="eastAsia"/>
-        </w:rPr>
         <w:t>(2)</w:t>
       </w:r>
       <w:r>
@@ -1254,33 +680,7 @@
         <w:rPr>
           <w:rFonts w:hint="eastAsia"/>
         </w:rPr>
-        <w:t>用附件形式提交实验报告（实验报告</w:t>
-      </w:r>
-      <w:r>
-        <w:rPr>
-          <w:rFonts w:hint="eastAsia"/>
-        </w:rPr>
-        <w:t>需要</w:t>
-      </w:r>
-      <w:r>
-        <w:rPr>
-          <w:rFonts w:hint="eastAsia"/>
-        </w:rPr>
-        <w:t>附上项目的</w:t>
-      </w:r>
-      <w:proofErr w:type="spellStart"/>
-      <w:r>
-        <w:rPr>
-          <w:rFonts w:hint="eastAsia"/>
-        </w:rPr>
-        <w:t>gitee</w:t>
-      </w:r>
-      <w:proofErr w:type="spellEnd"/>
-      <w:r>
-        <w:rPr>
-          <w:rFonts w:hint="eastAsia"/>
-        </w:rPr>
-        <w:t>地址）</w:t>
+        <w:t>用附件形式提交实验报告（实验报告需要附上项目的gitee地址）</w:t>
       </w:r>
     </w:p>
     <w:p>
@@ -1304,86 +704,311 @@
           <w:rFonts w:hint="eastAsia"/>
         </w:rPr>
         <w:lastRenderedPageBreak/>
-        <w:t>实验核心代码</w:t>
-      </w:r>
-      <w:r>
-        <w:rPr>
-          <w:rFonts w:hint="eastAsia"/>
-        </w:rPr>
-        <w:t>截图和说明，以及作品最终运行</w:t>
-      </w:r>
-      <w:r>
-        <w:rPr>
-          <w:rFonts w:hint="eastAsia"/>
-        </w:rPr>
-        <w:t>过程</w:t>
-      </w:r>
-      <w:r>
-        <w:rPr>
-          <w:rFonts w:hint="eastAsia"/>
-        </w:rPr>
-        <w:t>的</w:t>
-      </w:r>
-      <w:r>
-        <w:rPr>
-          <w:rFonts w:hint="eastAsia"/>
-        </w:rPr>
-        <w:t>截图（</w:t>
-      </w:r>
-      <w:r>
-        <w:rPr>
-          <w:rFonts w:hint="eastAsia"/>
-        </w:rPr>
-        <w:t>照片</w:t>
-      </w:r>
-      <w:r>
-        <w:rPr>
-          <w:rFonts w:hint="eastAsia"/>
-        </w:rPr>
-        <w:t>）</w:t>
-      </w:r>
-      <w:r>
-        <w:rPr>
-          <w:rFonts w:hint="eastAsia"/>
-        </w:rPr>
-        <w:t>和说明</w:t>
-      </w:r>
-      <w:r>
-        <w:rPr>
-          <w:rFonts w:hint="eastAsia"/>
-        </w:rPr>
-        <w:t>（该部分</w:t>
-      </w:r>
-      <w:r>
-        <w:rPr>
-          <w:rFonts w:hint="eastAsia"/>
-        </w:rPr>
-        <w:t>如</w:t>
-      </w:r>
-      <w:r>
-        <w:rPr>
-          <w:rFonts w:hint="eastAsia"/>
-        </w:rPr>
-        <w:t>不够填写，请另加附页）</w:t>
-      </w:r>
-    </w:p>
-    <w:p/>
-    <w:p/>
-    <w:p/>
-    <w:p/>
-    <w:p/>
-    <w:p/>
-    <w:p/>
-    <w:p/>
-    <w:p/>
-    <w:p/>
-    <w:p/>
-    <w:p/>
-    <w:p/>
-    <w:p/>
-    <w:p/>
-    <w:p/>
-    <w:p/>
+        <w:t>实验核心代码截图和说明，以及作品最终运行过程的截图（照片）和说明（该部分如不够填写，请另加附页）</w:t>
+      </w:r>
+    </w:p>
+    <w:p>
+      <w:r>
+        <w:rPr>
+          <w:rFonts w:ascii="宋体" w:hAnsi="宋体" w:hint="eastAsia"/>
+          <w:b/>
+          <w:bCs/>
+        </w:rPr>
+        <w:t>一、开发与运行环境</w:t>
+      </w:r>
+    </w:p>
+    <w:p>
+      <w:r>
+        <w:rPr>
+          <w:rFonts w:ascii="宋体" w:hAnsi="宋体" w:hint="eastAsia"/>
+        </w:rPr>
+        <w:t>Android Studio 2026.1.1（平台版本 261）；Gradle 9.4.1（Gradle Wrapper）；JDK 21；Android SDK 36；真机 PKG110（Android 16，API 36），包名 cn.edu.sicnu.cs.zjy.coursedemo。</w:t>
+      </w:r>
+    </w:p>
+    <w:p>
+      <w:r>
+        <w:rPr>
+          <w:rFonts w:ascii="宋体" w:hAnsi="宋体" w:hint="eastAsia"/>
+          <w:b/>
+          <w:bCs/>
+        </w:rPr>
+        <w:t>二、核心代码截图与说明</w:t>
+      </w:r>
+    </w:p>
+    <w:p>
+      <w:r>
+        <w:rPr>
+          <w:rFonts w:ascii="宋体" w:hAnsi="宋体" w:hint="eastAsia"/>
+        </w:rPr>
+        <w:t>总体思路：界面不使用任何布局 XML 文件，全部由 MainActivity 以纯代码构建视图树；文案放在三套 strings.xml、国旗放在三份同名的 flag 图片中，统一交给带语言限定的资源目录（values-zh、drawable-zh 等）由 Android 资源系统按系统语言自动选择，因此切换语言不需要改一行代码。</w:t>
+      </w:r>
+    </w:p>
+    <w:p>
+      <w:r>
+        <w:rPr>
+          <w:rFonts w:ascii="宋体" w:hAnsi="宋体" w:hint="eastAsia"/>
+        </w:rPr>
+        <w:t>建议截取以下 4 处核心代码（截好后删除本段提示文字）：</w:t>
+      </w:r>
+    </w:p>
+    <w:p>
+      <w:r>
+        <w:rPr>
+          <w:rFonts w:ascii="宋体" w:hAnsi="宋体" w:hint="eastAsia"/>
+        </w:rPr>
+        <w:t>1）MainActivity.java —— onCreate 中的 EdgeToEdge 与 WindowInsets 处理，以及 buildContentView() 里 Toolbar、ImageView、TextView、Button 的创建和按钮点击事件；</w:t>
+      </w:r>
+    </w:p>
+    <w:p>
+      <w:r>
+        <w:rPr>
+          <w:rFonts w:ascii="宋体" w:hAnsi="宋体" w:hint="eastAsia"/>
+        </w:rPr>
+        <w:t>2）res/values/strings.xml、res/values-zh/strings.xml、res/values-ru/strings.xml —— 三套语言文案，其中 app_name 以 translatable="false" 固定为「姓名+学号」，不随语言变化；</w:t>
+      </w:r>
+    </w:p>
+    <w:p>
+      <w:r>
+        <w:rPr>
+          <w:rFonts w:ascii="宋体" w:hAnsi="宋体" w:hint="eastAsia"/>
+        </w:rPr>
+        <w:t>3）res/values/colors.xml 与 res/values-night/colors.xml —— 暗色模式的配色覆盖；</w:t>
+      </w:r>
+    </w:p>
+    <w:p>
+      <w:r>
+        <w:rPr>
+          <w:rFonts w:ascii="宋体" w:hAnsi="宋体" w:hint="eastAsia"/>
+        </w:rPr>
+        <w:t>4）res/mipmap-anydpi/ic_launcher.xml，以及 drawable/ 与 drawable-night/ 下的图标三层（background / foreground / monochrome）。</w:t>
+      </w:r>
+    </w:p>
+    <w:p>
+      <w:r>
+        <w:rPr>
+          <w:rFonts w:ascii="宋体" w:hAnsi="宋体" w:hint="eastAsia"/>
+        </w:rPr>
+        <w:t>截图方法：在 Android Studio 中选中要截的代码，右键选择「Screenshot Selected Code」（或按 Ctrl+Shift+S），图片会复制到剪贴板，直接粘贴到本段下方即可。</w:t>
+      </w:r>
+    </w:p>
+    <w:p>
+      <w:r>
+        <w:rPr>
+          <w:rFonts w:ascii="宋体" w:hAnsi="宋体" w:hint="eastAsia"/>
+          <w:b/>
+          <w:bCs/>
+        </w:rPr>
+        <w:t>三、作品运行过程截图与说明</w:t>
+      </w:r>
+    </w:p>
+    <w:p>
+      <w:r>
+        <w:rPr>
+          <w:rFonts w:ascii="宋体" w:hAnsi="宋体" w:hint="eastAsia"/>
+        </w:rPr>
+        <w:t>APP 会跟随系统默认语言，自动切换标题栏里的地区名、国旗图片和全部界面文案。下面三张是同一台真机上把系统语言分别设为中文、英文、俄语后的运行截图，三张都停在「点击按钮之后」的状态；点击前显示的是对应语言的问候语（你好，世界！／Hello world!／Привет, мир!），点击后变为下方所示的另一条文案。</w:t>
+      </w:r>
+    </w:p>
+    <w:p>
+      <w:r>
+        <w:rPr>
+          <w:rFonts w:ascii="宋体" w:hAnsi="宋体" w:hint="eastAsia"/>
+        </w:rPr>
+        <w:t>图 1　系统语言：简体中文（zh-Hans-CN）。标题栏「中国」＋五星红旗＋「我被点击了！」＋按钮「点击我」。</w:t>
+      </w:r>
+    </w:p>
+    <w:p>
+      <w:pPr>
+        <w:jc w:val="center"/>
+      </w:pPr>
+      <w:r>
+        <w:drawing>
+          <wp:inline distT="0" distB="0" distL="0" distR="0">
+            <wp:extent cx="2160000" cy="4752000"/>
+            <wp:effectExtent l="0" t="0" r="0" b="0"/>
+            <wp:docPr id="101" name="lab1-zh"/>
+            <wp:cNvGraphicFramePr>
+              <a:graphicFrameLocks xmlns:a="http://schemas.openxmlformats.org/drawingml/2006/main" noChangeAspect="1"/>
+            </wp:cNvGraphicFramePr>
+            <a:graphic xmlns:a="http://schemas.openxmlformats.org/drawingml/2006/main">
+              <a:graphicData uri="http://schemas.openxmlformats.org/drawingml/2006/picture">
+                <pic:pic xmlns:pic="http://schemas.openxmlformats.org/drawingml/2006/picture">
+                  <pic:nvPicPr>
+                    <pic:cNvPr id="101" name="lab1-zh.jpg"/>
+                    <pic:cNvPicPr/>
+                  </pic:nvPicPr>
+                  <pic:blipFill>
+                    <a:blip r:embed="rId100"/>
+                    <a:stretch>
+                      <a:fillRect/>
+                    </a:stretch>
+                  </pic:blipFill>
+                  <pic:spPr>
+                    <a:xfrm>
+                      <a:off x="0" y="0"/>
+                      <a:ext cx="2160000" cy="4752000"/>
+                    </a:xfrm>
+                    <a:prstGeom prst="rect">
+                      <a:avLst/>
+                    </a:prstGeom>
+                  </pic:spPr>
+                </pic:pic>
+              </a:graphicData>
+            </a:graphic>
+          </wp:inline>
+        </w:drawing>
+      </w:r>
+    </w:p>
+    <w:p>
+      <w:r>
+        <w:rPr>
+          <w:rFonts w:ascii="宋体" w:hAnsi="宋体" w:hint="eastAsia"/>
+        </w:rPr>
+        <w:t>图 2　系统语言：English (United States)。标题栏「America」＋美国国旗＋「I am clicked!」＋按钮「CLICK ME」。</w:t>
+      </w:r>
+    </w:p>
+    <w:p>
+      <w:pPr>
+        <w:jc w:val="center"/>
+      </w:pPr>
+      <w:r>
+        <w:drawing>
+          <wp:inline distT="0" distB="0" distL="0" distR="0">
+            <wp:extent cx="2160000" cy="4752000"/>
+            <wp:effectExtent l="0" t="0" r="0" b="0"/>
+            <wp:docPr id="102" name="lab1-en"/>
+            <wp:cNvGraphicFramePr>
+              <a:graphicFrameLocks xmlns:a="http://schemas.openxmlformats.org/drawingml/2006/main" noChangeAspect="1"/>
+            </wp:cNvGraphicFramePr>
+            <a:graphic xmlns:a="http://schemas.openxmlformats.org/drawingml/2006/main">
+              <a:graphicData uri="http://schemas.openxmlformats.org/drawingml/2006/picture">
+                <pic:pic xmlns:pic="http://schemas.openxmlformats.org/drawingml/2006/picture">
+                  <pic:nvPicPr>
+                    <pic:cNvPr id="102" name="lab1-en.jpg"/>
+                    <pic:cNvPicPr/>
+                  </pic:nvPicPr>
+                  <pic:blipFill>
+                    <a:blip r:embed="rId101"/>
+                    <a:stretch>
+                      <a:fillRect/>
+                    </a:stretch>
+                  </pic:blipFill>
+                  <pic:spPr>
+                    <a:xfrm>
+                      <a:off x="0" y="0"/>
+                      <a:ext cx="2160000" cy="4752000"/>
+                    </a:xfrm>
+                    <a:prstGeom prst="rect">
+                      <a:avLst/>
+                    </a:prstGeom>
+                  </pic:spPr>
+                </pic:pic>
+              </a:graphicData>
+            </a:graphic>
+          </wp:inline>
+        </w:drawing>
+      </w:r>
+    </w:p>
+    <w:p>
+      <w:r>
+        <w:rPr>
+          <w:rFonts w:ascii="宋体" w:hAnsi="宋体" w:hint="eastAsia"/>
+        </w:rPr>
+        <w:t>图 3　系统语言：Русский（Россия）。标题栏「Россия」＋俄罗斯国旗＋「Меня нажали!」＋按钮「НАЖМИ МЕНЯ」。</w:t>
+      </w:r>
+    </w:p>
+    <w:p>
+      <w:pPr>
+        <w:jc w:val="center"/>
+      </w:pPr>
+      <w:r>
+        <w:drawing>
+          <wp:inline distT="0" distB="0" distL="0" distR="0">
+            <wp:extent cx="2160000" cy="4752000"/>
+            <wp:effectExtent l="0" t="0" r="0" b="0"/>
+            <wp:docPr id="103" name="lab1-ru"/>
+            <wp:cNvGraphicFramePr>
+              <a:graphicFrameLocks xmlns:a="http://schemas.openxmlformats.org/drawingml/2006/main" noChangeAspect="1"/>
+            </wp:cNvGraphicFramePr>
+            <a:graphic xmlns:a="http://schemas.openxmlformats.org/drawingml/2006/main">
+              <a:graphicData uri="http://schemas.openxmlformats.org/drawingml/2006/picture">
+                <pic:pic xmlns:pic="http://schemas.openxmlformats.org/drawingml/2006/picture">
+                  <pic:nvPicPr>
+                    <pic:cNvPr id="103" name="lab1-ru.jpg"/>
+                    <pic:cNvPicPr/>
+                  </pic:nvPicPr>
+                  <pic:blipFill>
+                    <a:blip r:embed="rId102"/>
+                    <a:stretch>
+                      <a:fillRect/>
+                    </a:stretch>
+                  </pic:blipFill>
+                  <pic:spPr>
+                    <a:xfrm>
+                      <a:off x="0" y="0"/>
+                      <a:ext cx="2160000" cy="4752000"/>
+                    </a:xfrm>
+                    <a:prstGeom prst="rect">
+                      <a:avLst/>
+                    </a:prstGeom>
+                  </pic:spPr>
+                </pic:pic>
+              </a:graphicData>
+            </a:graphic>
+          </wp:inline>
+        </w:drawing>
+      </w:r>
+    </w:p>
+    <w:p>
+      <w:r>
+        <w:rPr>
+          <w:rFonts w:ascii="宋体" w:hAnsi="宋体" w:hint="eastAsia"/>
+          <w:b/>
+          <w:bCs/>
+        </w:rPr>
+        <w:t>四、其他要求的落实情况</w:t>
+      </w:r>
+    </w:p>
+    <w:p>
+      <w:r>
+        <w:rPr>
+          <w:rFonts w:ascii="宋体" w:hAnsi="宋体" w:hint="eastAsia"/>
+        </w:rPr>
+        <w:t>1）第 3 种语言的国旗：课件压缩包里只有中国和美国两面旗，俄罗斯国旗为本人在 flagcdn.com 自行下载（1280×853，与另两面同为 3:2），转换后与另两面同名存放在 drawable-ru/flag.jpg。</w:t>
+      </w:r>
+    </w:p>
+    <w:p>
+      <w:r>
+        <w:rPr>
+          <w:rFonts w:ascii="宋体" w:hAnsi="宋体" w:hint="eastAsia"/>
+        </w:rPr>
+        <w:t>2）更换 APP 图标：原模板是默认的绿色机器人图标，现改为自适应图标，并针对暗色模式提供 drawable-night 版本，另附 monochrome 层以支持 Android 13 及以上的主题图标。</w:t>
+      </w:r>
+    </w:p>
+    <w:p>
+      <w:r>
+        <w:rPr>
+          <w:rFonts w:ascii="宋体" w:hAnsi="宋体" w:hint="eastAsia"/>
+        </w:rPr>
+        <w:t>3）应用标题：桌面图标名固定为「朱俊宇2023080544」，在全部语言下均不翻译。</w:t>
+      </w:r>
+    </w:p>
+    <w:p>
+      <w:r>
+        <w:rPr>
+          <w:rFonts w:ascii="宋体" w:hAnsi="宋体" w:hint="eastAsia"/>
+        </w:rPr>
+        <w:t>4）使用 adb 调试：安装 adb install -r app-debug.apk；启动 adb shell am start -n cn.edu.sicnu.cs.zjy.coursedemo/.MainActivity；模拟触摸按钮 adb shell input tap &lt;x&gt; &lt;y&gt;（坐标可由 adb exec-out screencap -p 截图后量取）。</w:t>
+      </w:r>
+    </w:p>
+    <w:p>
+      <w:r>
+        <w:rPr>
+          <w:rFonts w:ascii="宋体" w:hAnsi="宋体" w:hint="eastAsia"/>
+        </w:rPr>
+        <w:t>5）源码已提交至 https://github.com/zjy2968466837/Android-Labs 的 Lab1 目录。</w:t>
+      </w:r>
+    </w:p>
     <w:p>
       <w:pPr>
         <w:numPr>
@@ -1395,71 +1020,226 @@
         <w:rPr>
           <w:rFonts w:hint="eastAsia"/>
         </w:rPr>
-        <w:t>实验</w:t>
-      </w:r>
-      <w:r>
-        <w:rPr>
-          <w:rFonts w:hint="eastAsia"/>
-        </w:rPr>
-        <w:t>结果的分析与</w:t>
-      </w:r>
-      <w:r>
-        <w:rPr>
-          <w:rFonts w:hint="eastAsia"/>
-        </w:rPr>
-        <w:t>评价</w:t>
-      </w:r>
-      <w:r>
-        <w:rPr>
-          <w:rFonts w:hint="eastAsia"/>
-        </w:rPr>
-        <w:t>（该部分</w:t>
-      </w:r>
-      <w:r>
-        <w:rPr>
-          <w:rFonts w:hint="eastAsia"/>
-        </w:rPr>
-        <w:t>如</w:t>
-      </w:r>
-      <w:r>
-        <w:rPr>
-          <w:rFonts w:hint="eastAsia"/>
-        </w:rPr>
-        <w:t>不够填写，请另加附页）</w:t>
+        <w:t>实验结果的分析与评价（该部分如不够填写，请另加附页）</w:t>
       </w:r>
     </w:p>
     <w:p>
       <w:pPr>
         <w:ind w:left="420"/>
       </w:pPr>
+      <w:r>
+        <w:rPr>
+          <w:rFonts w:ascii="宋体" w:hAnsi="宋体" w:hint="eastAsia"/>
+          <w:b/>
+          <w:bCs/>
+        </w:rPr>
+        <w:t>一、完成情况</w:t>
+      </w:r>
     </w:p>
     <w:p>
       <w:pPr>
         <w:ind w:left="420"/>
       </w:pPr>
-    </w:p>
-    <w:p/>
-    <w:p/>
+      <w:r>
+        <w:rPr>
+          <w:rFonts w:ascii="宋体" w:hAnsi="宋体" w:hint="eastAsia"/>
+        </w:rPr>
+        <w:t>本次实验的五项要求均已实现，并在真机上逐一验证通过：</w:t>
+      </w:r>
+    </w:p>
     <w:p>
       <w:pPr>
         <w:ind w:left="420"/>
       </w:pPr>
+      <w:r>
+        <w:rPr>
+          <w:rFonts w:ascii="宋体" w:hAnsi="宋体" w:hint="eastAsia"/>
+        </w:rPr>
+        <w:t>（1）Android 开发环境搭建完成：JDK 21、Android Studio 2026.1.1、Android SDK 36，Gradle 使用项目自带的 Wrapper（9.4.1）；</w:t>
+      </w:r>
     </w:p>
     <w:p>
       <w:pPr>
         <w:ind w:left="420"/>
       </w:pPr>
-    </w:p>
-    <w:p/>
-    <w:p/>
-    <w:p/>
-    <w:p/>
-    <w:p/>
-    <w:p/>
-    <w:p/>
-    <w:p/>
-    <w:p/>
-    <w:p/>
+      <w:r>
+        <w:rPr>
+          <w:rFonts w:ascii="宋体" w:hAnsi="宋体" w:hint="eastAsia"/>
+        </w:rPr>
+        <w:t>（2）支持中文、英文、俄语三种语言，切换系统语言后标题栏地区名、国旗图片与全部文案同步改变；</w:t>
+      </w:r>
+    </w:p>
+    <w:p>
+      <w:pPr>
+        <w:ind w:left="420"/>
+      </w:pPr>
+      <w:r>
+        <w:rPr>
+          <w:rFonts w:ascii="宋体" w:hAnsi="宋体" w:hint="eastAsia"/>
+        </w:rPr>
+        <w:t>（3）界面不使用任何布局文件，全部由 MainActivity 以纯代码构建；</w:t>
+      </w:r>
+    </w:p>
+    <w:p>
+      <w:pPr>
+        <w:ind w:left="420"/>
+      </w:pPr>
+      <w:r>
+        <w:rPr>
+          <w:rFonts w:ascii="宋体" w:hAnsi="宋体" w:hint="eastAsia"/>
+        </w:rPr>
+        <w:t>（4）已用 adb 完成 APK 安装、应用启动与模拟触摸按钮；</w:t>
+      </w:r>
+    </w:p>
+    <w:p>
+      <w:pPr>
+        <w:ind w:left="420"/>
+      </w:pPr>
+      <w:r>
+        <w:rPr>
+          <w:rFonts w:ascii="宋体" w:hAnsi="宋体" w:hint="eastAsia"/>
+        </w:rPr>
+        <w:t>（5）源码已提交到代码仓库的 Lab1 目录。</w:t>
+      </w:r>
+    </w:p>
+    <w:p>
+      <w:pPr>
+        <w:ind w:left="420"/>
+      </w:pPr>
+      <w:r>
+        <w:rPr>
+          <w:rFonts w:ascii="宋体" w:hAnsi="宋体" w:hint="eastAsia"/>
+          <w:b/>
+          <w:bCs/>
+        </w:rPr>
+        <w:t>二、关键做法</w:t>
+      </w:r>
+    </w:p>
+    <w:p>
+      <w:pPr>
+        <w:ind w:left="420"/>
+      </w:pPr>
+      <w:r>
+        <w:rPr>
+          <w:rFonts w:ascii="宋体" w:hAnsi="宋体" w:hint="eastAsia"/>
+        </w:rPr>
+        <w:t>（1）语言与国旗的自动切换，靠的是 Android 的资源限定符，而不是代码里的判断。三套文案分别放在 values／values-zh／values-ru，三面国旗以同名的 flag 图片分别放在 drawable／drawable-zh／drawable-ru，代码里只写一次 R.string.hello_world 和 R.drawable.flag，系统会按当前语言自动挑对应目录。因此增加或修改一种语言，只需要新增一个资源目录，Java 代码一行都不用动。</w:t>
+      </w:r>
+    </w:p>
+    <w:p>
+      <w:pPr>
+        <w:ind w:left="420"/>
+      </w:pPr>
+      <w:r>
+        <w:rPr>
+          <w:rFonts w:ascii="宋体" w:hAnsi="宋体" w:hint="eastAsia"/>
+        </w:rPr>
+        <w:t>（2）暗色模式用的是同一套思路：日间配色放在 values/colors.xml，暗色配色放在 values-night/colors.xml，同名覆盖即可，界面代码完全不需要感知当前是不是深色主题。APP 图标也一样，用 drawable-night 提供日、夜两版（白底黑星／黑底白星），另加 monochrome 层支持 Android 13 以上的主题图标。</w:t>
+      </w:r>
+    </w:p>
+    <w:p>
+      <w:pPr>
+        <w:ind w:left="420"/>
+      </w:pPr>
+      <w:r>
+        <w:rPr>
+          <w:rFonts w:ascii="宋体" w:hAnsi="宋体" w:hint="eastAsia"/>
+          <w:b/>
+          <w:bCs/>
+        </w:rPr>
+        <w:t>三、遇到的问题与解决</w:t>
+      </w:r>
+    </w:p>
+    <w:p>
+      <w:pPr>
+        <w:ind w:left="420"/>
+      </w:pPr>
+      <w:r>
+        <w:rPr>
+          <w:rFonts w:ascii="宋体" w:hAnsi="宋体" w:hint="eastAsia"/>
+        </w:rPr>
+        <w:t>问题 1：为什么标题栏会和状态栏的时间叠在一起？</w:t>
+      </w:r>
+    </w:p>
+    <w:p>
+      <w:pPr>
+        <w:ind w:left="420"/>
+      </w:pPr>
+      <w:r>
+        <w:rPr>
+          <w:rFonts w:ascii="宋体" w:hAnsi="宋体" w:hint="eastAsia"/>
+        </w:rPr>
+        <w:t>原因：Android 15 起，targetSdk 35 及以上的应用被强制要求 edge-to-edge 绘制，界面会一直画到状态栏和导航栏底下，而布局文件模板里原本那套 WindowInsets 处理被删掉后，就没有人再去给系统栏让位了。解决办法：在根布局上挂一个 WindowInsets 监听器，把状态栏的高度补成根布局的上内边距（这一条正好露出标题栏的紫色，于是标题栏和状态栏连成一片），把导航栏的高度补成内容区的下内边距。问题解决后界面就不再重叠。</w:t>
+      </w:r>
+    </w:p>
+    <w:p>
+      <w:pPr>
+        <w:ind w:left="420"/>
+      </w:pPr>
+      <w:r>
+        <w:rPr>
+          <w:rFonts w:ascii="宋体" w:hAnsi="宋体" w:hint="eastAsia"/>
+        </w:rPr>
+        <w:t>问题 2：删掉布局文件后，setContentView(R.layout.activity_main) 和 findViewById(R.id.main) 全部报错。</w:t>
+      </w:r>
+    </w:p>
+    <w:p>
+      <w:pPr>
+        <w:ind w:left="420"/>
+      </w:pPr>
+      <w:r>
+        <w:rPr>
+          <w:rFonts w:ascii="宋体" w:hAnsi="宋体" w:hint="eastAsia"/>
+        </w:rPr>
+        <w:t>解决：改成 setContentView(根视图)，根视图由 buildContentView() 用纯代码搭出来 —— 每个控件先 new，再通过 addView 依次挂到 LinearLayout 上，LayoutParams 里的宽高和外边距都用代码写。同时补了 onSaveInstanceState，把「是否已点击」存下来，否则旋转屏幕或切换深色模式导致 Activity 重建时，文案会被重置回问候语。</w:t>
+      </w:r>
+    </w:p>
+    <w:p>
+      <w:pPr>
+        <w:ind w:left="420"/>
+      </w:pPr>
+      <w:r>
+        <w:rPr>
+          <w:rFonts w:ascii="宋体" w:hAnsi="宋体" w:hint="eastAsia"/>
+        </w:rPr>
+        <w:t>问题 3：课件提供的国旗压缩包里只有中国和美国两面旗，没有第三种语言要用的俄罗斯国旗。</w:t>
+      </w:r>
+    </w:p>
+    <w:p>
+      <w:pPr>
+        <w:ind w:left="420"/>
+      </w:pPr>
+      <w:r>
+        <w:rPr>
+          <w:rFonts w:ascii="宋体" w:hAnsi="宋体" w:hint="eastAsia"/>
+        </w:rPr>
+        <w:t>解决：按实验要求自行下载俄罗斯国旗（1280×853，与另两面同为 3:2），转换成 JPG 后与另两面同名存放，这样三面旗在代码里同样是 R.drawable.flag，不需要任何特殊处理。</w:t>
+      </w:r>
+    </w:p>
+    <w:p>
+      <w:pPr>
+        <w:ind w:left="420"/>
+      </w:pPr>
+      <w:r>
+        <w:rPr>
+          <w:rFonts w:ascii="宋体" w:hAnsi="宋体" w:hint="eastAsia"/>
+          <w:b/>
+          <w:bCs/>
+        </w:rPr>
+        <w:t>四、收获与体会</w:t>
+      </w:r>
+    </w:p>
+    <w:p>
+      <w:pPr>
+        <w:ind w:left="420"/>
+      </w:pPr>
+      <w:r>
+        <w:rPr>
+          <w:rFonts w:ascii="宋体" w:hAnsi="宋体" w:hint="eastAsia"/>
+        </w:rPr>
+        <w:t>这次实验让我完整跑通了「装环境 → 写代码 → 构建 APK → 用 adb 部署调试」的全过程。最大的收获是理解了 Android 资源限定符这套机制：语言、屏幕密度、日夜模式这些差异，都可以靠「同名资源放在不同限定目录」来解决，而不是在代码里写一堆 if-else，这正是 Android 资源系统设计得比较巧妙的地方。另外，用纯代码写界面虽然比写布局文件啰嗦得多 —— 每个控件的宽高、内外边距都得手写 —— 但正因为没有 XML 可以依赖，我反而把 View 树的层级关系和 LayoutParams 的作用弄得更清楚了。</w:t>
+      </w:r>
+    </w:p>
     <w:p>
       <w:r>
         <w:rPr>
@@ -1541,115 +1321,7 @@
         <w:rPr>
           <w:rFonts w:hint="eastAsia"/>
         </w:rPr>
-        <w:t>注：实验成绩等级分为（</w:t>
-      </w:r>
-      <w:r>
-        <w:rPr>
-          <w:rFonts w:hint="eastAsia"/>
-        </w:rPr>
-        <w:t>90</w:t>
-      </w:r>
-      <w:r>
-        <w:rPr>
-          <w:rFonts w:hint="eastAsia"/>
-        </w:rPr>
-        <w:t>－</w:t>
-      </w:r>
-      <w:r>
-        <w:rPr>
-          <w:rFonts w:hint="eastAsia"/>
-        </w:rPr>
-        <w:t>100</w:t>
-      </w:r>
-      <w:r>
-        <w:rPr>
-          <w:rFonts w:hint="eastAsia"/>
-        </w:rPr>
-        <w:t>分）优，（</w:t>
-      </w:r>
-      <w:r>
-        <w:rPr>
-          <w:rFonts w:hint="eastAsia"/>
-        </w:rPr>
-        <w:t>80</w:t>
-      </w:r>
-      <w:r>
-        <w:rPr>
-          <w:rFonts w:hint="eastAsia"/>
-        </w:rPr>
-        <w:t>－</w:t>
-      </w:r>
-      <w:r>
-        <w:rPr>
-          <w:rFonts w:hint="eastAsia"/>
-        </w:rPr>
-        <w:t>89</w:t>
-      </w:r>
-      <w:r>
-        <w:rPr>
-          <w:rFonts w:hint="eastAsia"/>
-        </w:rPr>
-        <w:t>分）良，</w:t>
-      </w:r>
-      <w:r>
-        <w:rPr>
-          <w:rFonts w:hint="eastAsia"/>
-        </w:rPr>
-        <w:t>(70-79</w:t>
-      </w:r>
-      <w:r>
-        <w:rPr>
-          <w:rFonts w:hint="eastAsia"/>
-        </w:rPr>
-        <w:t>分</w:t>
-      </w:r>
-      <w:r>
-        <w:rPr>
-          <w:rFonts w:hint="eastAsia"/>
-        </w:rPr>
-        <w:t>)</w:t>
-      </w:r>
-      <w:r>
-        <w:rPr>
-          <w:rFonts w:hint="eastAsia"/>
-        </w:rPr>
-        <w:t>中，（</w:t>
-      </w:r>
-      <w:r>
-        <w:rPr>
-          <w:rFonts w:hint="eastAsia"/>
-        </w:rPr>
-        <w:t>60</w:t>
-      </w:r>
-      <w:r>
-        <w:rPr>
-          <w:rFonts w:hint="eastAsia"/>
-        </w:rPr>
-        <w:t>－</w:t>
-      </w:r>
-      <w:r>
-        <w:rPr>
-          <w:rFonts w:hint="eastAsia"/>
-        </w:rPr>
-        <w:t>69</w:t>
-      </w:r>
-      <w:r>
-        <w:rPr>
-          <w:rFonts w:hint="eastAsia"/>
-        </w:rPr>
-        <w:t>分）及格，（</w:t>
-      </w:r>
-      <w:r>
-        <w:rPr>
-          <w:rFonts w:hint="eastAsia"/>
-        </w:rPr>
-        <w:t>59</w:t>
-      </w:r>
-      <w:r>
-        <w:rPr>
-          <w:rFonts w:hint="eastAsia"/>
-        </w:rPr>
-        <w:t>分）不及格。</w:t>
+        <w:t>注：实验成绩等级分为（90－100分）优，（80－89分）良，(70-79分)中，（60－69分）及格，（59分）不及格。</w:t>
       </w:r>
     </w:p>
     <w:sectPr>
